--- a/专利/一种基于评测尺度自校准与分阶段裁决的多模型输出对比评测方法及系统.docx
+++ b/专利/一种基于评测尺度自校准与分阶段裁决的多模型输出对比评测方法及系统.docx
@@ -191,17 +191,7 @@
           <w:szCs w:val="22"/>
           <w:lang w:eastAsia="zh-CN"/>
         </w:rPr>
-        <w:t>组合1：</w:t>
-      </w:r>
-      <w:r>
-        <w:rPr>
-          <w:rFonts w:hint="eastAsia" w:ascii="Times New Roman" w:hAnsi="Times New Roman" w:eastAsia="宋体" w:cs="Times New Roman"/>
-          <w:kern w:val="2"/>
-          <w:sz w:val="24"/>
-          <w:szCs w:val="22"/>
-          <w:lang w:eastAsia="zh-CN"/>
-        </w:rPr>
-        <w:t>(大模型评测 or LLM评估 or 语言模型评测) and (尺度校准 or 标准对齐 or 一致性)</w:t>
+        <w:t>组合1：(大模型评测 or LLM评估 or 语言模型评测) and (尺度校准 or 标准对齐 or 一致性)</w:t>
       </w:r>
     </w:p>
     <w:p>
@@ -800,18 +790,30 @@
           <w:kern w:val="2"/>
           <w:sz w:val="24"/>
           <w:szCs w:val="22"/>
-          <w:lang w:eastAsia="zh-CN"/>
-        </w:rPr>
-      </w:pPr>
-      <w:r>
-        <w:rPr>
-          <w:rFonts w:hint="eastAsia" w:ascii="Times New Roman" w:hAnsi="Times New Roman" w:eastAsia="宋体" w:cs="Times New Roman"/>
-          <w:kern w:val="2"/>
-          <w:sz w:val="24"/>
-          <w:szCs w:val="22"/>
-          <w:lang w:eastAsia="zh-CN"/>
-        </w:rPr>
-        <w:t xml:space="preserve">  任务二：交底书章节检查</w:t>
+          <w:highlight w:val="yellow"/>
+          <w:lang w:eastAsia="zh-CN"/>
+        </w:rPr>
+      </w:pPr>
+      <w:r>
+        <w:rPr>
+          <w:rFonts w:hint="eastAsia" w:ascii="Times New Roman" w:hAnsi="Times New Roman" w:eastAsia="宋体" w:cs="Times New Roman"/>
+          <w:kern w:val="2"/>
+          <w:sz w:val="24"/>
+          <w:szCs w:val="22"/>
+          <w:lang w:eastAsia="zh-CN"/>
+        </w:rPr>
+        <w:t xml:space="preserve"> </w:t>
+      </w:r>
+      <w:r>
+        <w:rPr>
+          <w:rFonts w:hint="eastAsia" w:ascii="Times New Roman" w:hAnsi="Times New Roman" w:eastAsia="宋体" w:cs="Times New Roman"/>
+          <w:kern w:val="2"/>
+          <w:sz w:val="24"/>
+          <w:szCs w:val="22"/>
+          <w:highlight w:val="yellow"/>
+          <w:lang w:eastAsia="zh-CN"/>
+        </w:rPr>
+        <w:t>初步检索结果</w:t>
       </w:r>
     </w:p>
     <w:p>
@@ -826,9 +828,21 @@
           <w:kern w:val="2"/>
           <w:sz w:val="24"/>
           <w:szCs w:val="22"/>
-          <w:lang w:eastAsia="zh-CN"/>
-        </w:rPr>
-      </w:pPr>
+          <w:highlight w:val="yellow"/>
+          <w:lang w:eastAsia="zh-CN"/>
+        </w:rPr>
+      </w:pPr>
+      <w:r>
+        <w:rPr>
+          <w:rFonts w:hint="eastAsia" w:ascii="Times New Roman" w:hAnsi="Times New Roman" w:eastAsia="宋体" w:cs="Times New Roman"/>
+          <w:kern w:val="2"/>
+          <w:sz w:val="24"/>
+          <w:szCs w:val="22"/>
+          <w:highlight w:val="yellow"/>
+          <w:lang w:eastAsia="zh-CN"/>
+        </w:rPr>
+        <w:t>检索关键词：(评测尺度自校准 or 自校准) and (分阶段裁决 or 分阶段) and (多模型对比 or 模型评测) and (大语言模型 or LLM)</w:t>
+      </w:r>
     </w:p>
     <w:p>
       <w:pPr>
@@ -842,18 +856,20 @@
           <w:kern w:val="2"/>
           <w:sz w:val="24"/>
           <w:szCs w:val="22"/>
-          <w:lang w:eastAsia="zh-CN"/>
-        </w:rPr>
-      </w:pPr>
-      <w:r>
-        <w:rPr>
-          <w:rFonts w:hint="eastAsia" w:ascii="Times New Roman" w:hAnsi="Times New Roman" w:eastAsia="宋体" w:cs="Times New Roman"/>
-          <w:kern w:val="2"/>
-          <w:sz w:val="24"/>
-          <w:szCs w:val="22"/>
-          <w:lang w:eastAsia="zh-CN"/>
-        </w:rPr>
-        <w:t>⏺ 各章节问题检查</w:t>
+          <w:highlight w:val="yellow"/>
+          <w:lang w:eastAsia="zh-CN"/>
+        </w:rPr>
+      </w:pPr>
+      <w:r>
+        <w:rPr>
+          <w:rFonts w:hint="eastAsia" w:ascii="Times New Roman" w:hAnsi="Times New Roman" w:eastAsia="宋体" w:cs="Times New Roman"/>
+          <w:kern w:val="2"/>
+          <w:sz w:val="24"/>
+          <w:szCs w:val="22"/>
+          <w:highlight w:val="yellow"/>
+          <w:lang w:eastAsia="zh-CN"/>
+        </w:rPr>
+        <w:t>检索结果：</w:t>
       </w:r>
     </w:p>
     <w:p>
@@ -868,9 +884,21 @@
           <w:kern w:val="2"/>
           <w:sz w:val="24"/>
           <w:szCs w:val="22"/>
-          <w:lang w:eastAsia="zh-CN"/>
-        </w:rPr>
-      </w:pPr>
+          <w:highlight w:val="yellow"/>
+          <w:lang w:eastAsia="zh-CN"/>
+        </w:rPr>
+      </w:pPr>
+      <w:r>
+        <w:rPr>
+          <w:rFonts w:hint="eastAsia" w:ascii="Times New Roman" w:hAnsi="Times New Roman" w:eastAsia="宋体" w:cs="Times New Roman"/>
+          <w:kern w:val="2"/>
+          <w:sz w:val="24"/>
+          <w:szCs w:val="22"/>
+          <w:highlight w:val="yellow"/>
+          <w:lang w:eastAsia="zh-CN"/>
+        </w:rPr>
+        <w:t>CN202310528765.4 大语言模型输出质量评测方法、装置及电子设备</w:t>
+      </w:r>
     </w:p>
     <w:p>
       <w:pPr>
@@ -884,18 +912,48 @@
           <w:kern w:val="2"/>
           <w:sz w:val="24"/>
           <w:szCs w:val="22"/>
-          <w:lang w:eastAsia="zh-CN"/>
-        </w:rPr>
-      </w:pPr>
-      <w:r>
-        <w:rPr>
-          <w:rFonts w:hint="eastAsia" w:ascii="Times New Roman" w:hAnsi="Times New Roman" w:eastAsia="宋体" w:cs="Times New Roman"/>
-          <w:kern w:val="2"/>
-          <w:sz w:val="24"/>
-          <w:szCs w:val="22"/>
-          <w:lang w:eastAsia="zh-CN"/>
-        </w:rPr>
-        <w:t xml:space="preserve">  1. 背景技术 ⚠️ 需要修改</w:t>
+          <w:highlight w:val="yellow"/>
+          <w:lang w:eastAsia="zh-CN"/>
+        </w:rPr>
+      </w:pPr>
+      <w:r>
+        <w:rPr>
+          <w:rFonts w:hint="eastAsia" w:ascii="Times New Roman" w:hAnsi="Times New Roman" w:eastAsia="宋体" w:cs="Times New Roman"/>
+          <w:kern w:val="2"/>
+          <w:sz w:val="24"/>
+          <w:szCs w:val="22"/>
+          <w:highlight w:val="yellow"/>
+          <w:lang w:eastAsia="zh-CN"/>
+        </w:rPr>
+        <w:t>区别点1：该专利未使用评测尺度自校准机制，而是采用固定的评测规则，缺乏与人类标注尺度的动态对齐能力；</w:t>
+      </w:r>
+    </w:p>
+    <w:p>
+      <w:pPr>
+        <w:widowControl w:val="0"/>
+        <w:adjustRightInd w:val="0"/>
+        <w:snapToGrid w:val="0"/>
+        <w:spacing w:after="0" w:line="400" w:lineRule="atLeast"/>
+        <w:jc w:val="both"/>
+        <w:rPr>
+          <w:rFonts w:hint="eastAsia" w:ascii="Times New Roman" w:hAnsi="Times New Roman" w:eastAsia="宋体" w:cs="Times New Roman"/>
+          <w:kern w:val="2"/>
+          <w:sz w:val="24"/>
+          <w:szCs w:val="22"/>
+          <w:highlight w:val="yellow"/>
+          <w:lang w:eastAsia="zh-CN"/>
+        </w:rPr>
+      </w:pPr>
+      <w:r>
+        <w:rPr>
+          <w:rFonts w:hint="eastAsia" w:ascii="Times New Roman" w:hAnsi="Times New Roman" w:eastAsia="宋体" w:cs="Times New Roman"/>
+          <w:kern w:val="2"/>
+          <w:sz w:val="24"/>
+          <w:szCs w:val="22"/>
+          <w:highlight w:val="yellow"/>
+          <w:lang w:eastAsia="zh-CN"/>
+        </w:rPr>
+        <w:t>区别点2：该专利采用直接裁决方式，未实现分阶段的事实归档与决策分离机制，评测结果的可解释性较差；</w:t>
       </w:r>
     </w:p>
     <w:p>
@@ -1020,46 +1078,26 @@
         <w:ind w:left="210" w:leftChars="100" w:firstLine="200" w:firstLineChars="100"/>
         <w:jc w:val="left"/>
         <w:rPr>
-          <w:rFonts w:hint="eastAsia" w:ascii="Arial" w:hAnsi="Arial" w:eastAsia="宋体" w:cs="Arial"/>
-          <w:kern w:val="2"/>
-          <w:sz w:val="20"/>
-          <w:szCs w:val="20"/>
-          <w:shd w:val="clear" w:color="auto" w:fill="FFFFFF"/>
-          <w:lang w:eastAsia="zh-CN"/>
-        </w:rPr>
-      </w:pPr>
-      <w:r>
-        <w:rPr>
-          <w:rFonts w:hint="eastAsia" w:ascii="Arial" w:hAnsi="Arial" w:eastAsia="宋体" w:cs="Arial"/>
-          <w:kern w:val="2"/>
-          <w:sz w:val="20"/>
-          <w:szCs w:val="20"/>
-          <w:shd w:val="clear" w:color="auto" w:fill="FFFFFF"/>
-          <w:lang w:eastAsia="zh-CN"/>
-        </w:rPr>
-        <w:t>随着大规模预训练语言模型在智能问答、日常闲聊、对话交互、</w:t>
-      </w:r>
-      <w:r>
-        <w:rPr>
-          <w:rFonts w:hint="eastAsia" w:ascii="Arial" w:hAnsi="Arial" w:eastAsia="宋体" w:cs="Arial"/>
-          <w:kern w:val="2"/>
-          <w:sz w:val="20"/>
-          <w:szCs w:val="20"/>
-          <w:shd w:val="clear" w:color="auto" w:fill="FFFFFF"/>
-          <w:lang w:val="en-US" w:eastAsia="zh-CN"/>
-        </w:rPr>
-        <w:t>内容生成</w:t>
-      </w:r>
-      <w:r>
-        <w:rPr>
-          <w:rFonts w:hint="eastAsia" w:ascii="Arial" w:hAnsi="Arial" w:eastAsia="宋体" w:cs="Arial"/>
-          <w:kern w:val="2"/>
-          <w:sz w:val="20"/>
-          <w:szCs w:val="20"/>
-          <w:shd w:val="clear" w:color="auto" w:fill="FFFFFF"/>
-          <w:lang w:eastAsia="zh-CN"/>
-        </w:rPr>
-        <w:t>等应用场景中的广泛部署，针对不同大模型在真实业务场景下的回答质量进行系统性评测，已成为模型迭代与产品决策的重要基础。</w:t>
+          <w:rFonts w:hint="default" w:ascii="Arial" w:hAnsi="Arial" w:eastAsia="宋体" w:cs="Arial"/>
+          <w:kern w:val="2"/>
+          <w:sz w:val="20"/>
+          <w:szCs w:val="20"/>
+          <w:shd w:val="clear" w:color="auto" w:fill="FFFFFF"/>
+          <w:lang w:val="en-US" w:eastAsia="zh-CN"/>
+        </w:rPr>
+      </w:pPr>
+      <w:bookmarkStart w:id="0" w:name="_GoBack"/>
+      <w:bookmarkEnd w:id="0"/>
+      <w:r>
+        <w:rPr>
+          <w:rFonts w:hint="default" w:ascii="Arial" w:hAnsi="Arial" w:eastAsia="宋体" w:cs="Arial"/>
+          <w:kern w:val="2"/>
+          <w:sz w:val="20"/>
+          <w:szCs w:val="20"/>
+          <w:shd w:val="clear" w:color="auto" w:fill="FFFFFF"/>
+          <w:lang w:val="en-US" w:eastAsia="zh-CN"/>
+        </w:rPr>
+        <w:t>大语言模型在智能问答、日常闲聊、工作助理、内容生成等场景中的作用愈发重要。然而，不同的大模型在相同任务上的表现差异明显，这种差异直接影响用户体验与产品竞争力。因此，如何对多个大模型的输出质量进行长期、稳定、可解释、可复用的对比评测，成为行业普遍关注的技术问题。</w:t>
       </w:r>
     </w:p>
     <w:p>
@@ -1081,62 +1119,6 @@
       </w:pPr>
       <w:r>
         <w:rPr>
-          <w:rFonts w:hint="eastAsia" w:ascii="Arial" w:hAnsi="Arial" w:eastAsia="宋体" w:cs="Arial"/>
-          <w:kern w:val="2"/>
-          <w:sz w:val="20"/>
-          <w:szCs w:val="20"/>
-          <w:shd w:val="clear" w:color="auto" w:fill="FFFFFF"/>
-          <w:lang w:eastAsia="zh-CN"/>
-        </w:rPr>
-        <w:t>现有的大模型评测方式通常包括以下几类：</w:t>
-      </w:r>
-    </w:p>
-    <w:p>
-      <w:pPr>
-        <w:widowControl/>
-        <w:numPr>
-          <w:ilvl w:val="0"/>
-          <w:numId w:val="1"/>
-        </w:numPr>
-        <w:adjustRightInd/>
-        <w:snapToGrid/>
-        <w:spacing w:after="0" w:line="240" w:lineRule="auto"/>
-        <w:ind w:left="425" w:leftChars="0" w:hanging="425" w:firstLineChars="0"/>
-        <w:jc w:val="left"/>
-        <w:rPr>
-          <w:rFonts w:hint="eastAsia" w:ascii="Arial" w:hAnsi="Arial" w:eastAsia="宋体" w:cs="Arial"/>
-          <w:kern w:val="2"/>
-          <w:sz w:val="20"/>
-          <w:szCs w:val="20"/>
-          <w:shd w:val="clear" w:color="auto" w:fill="FFFFFF"/>
-          <w:lang w:eastAsia="zh-CN"/>
-        </w:rPr>
-      </w:pPr>
-      <w:r>
-        <w:rPr>
-          <w:rFonts w:hint="eastAsia" w:ascii="Arial" w:hAnsi="Arial" w:eastAsia="宋体" w:cs="Arial"/>
-          <w:kern w:val="2"/>
-          <w:sz w:val="20"/>
-          <w:szCs w:val="20"/>
-          <w:shd w:val="clear" w:color="auto" w:fill="FFFFFF"/>
-          <w:lang w:eastAsia="zh-CN"/>
-        </w:rPr>
-        <w:t>由人工标注员依据主观经验对模型输出进行打分或等级评估；</w:t>
-      </w:r>
-    </w:p>
-    <w:p>
-      <w:pPr>
-        <w:widowControl/>
-        <w:numPr>
-          <w:ilvl w:val="0"/>
-          <w:numId w:val="1"/>
-        </w:numPr>
-        <w:adjustRightInd/>
-        <w:snapToGrid/>
-        <w:spacing w:after="0" w:line="240" w:lineRule="auto"/>
-        <w:ind w:left="425" w:leftChars="0" w:hanging="425" w:firstLineChars="0"/>
-        <w:jc w:val="left"/>
-        <w:rPr>
           <w:rFonts w:hint="default" w:ascii="Arial" w:hAnsi="Arial" w:eastAsia="宋体" w:cs="Arial"/>
           <w:kern w:val="2"/>
           <w:sz w:val="20"/>
@@ -1144,30 +1126,16 @@
           <w:shd w:val="clear" w:color="auto" w:fill="FFFFFF"/>
           <w:lang w:val="en-US" w:eastAsia="zh-CN"/>
         </w:rPr>
-      </w:pPr>
-      <w:r>
-        <w:rPr>
-          <w:rFonts w:hint="eastAsia" w:ascii="Arial" w:hAnsi="Arial" w:eastAsia="宋体" w:cs="Arial"/>
-          <w:kern w:val="2"/>
-          <w:sz w:val="20"/>
-          <w:szCs w:val="20"/>
-          <w:shd w:val="clear" w:color="auto" w:fill="FFFFFF"/>
-          <w:lang w:eastAsia="zh-CN"/>
-        </w:rPr>
-        <w:t>基于预设规则或简单指标（如是否答对、是否完整）进行自动化评测；</w:t>
-      </w:r>
-    </w:p>
-    <w:p>
-      <w:pPr>
-        <w:widowControl/>
-        <w:numPr>
-          <w:ilvl w:val="0"/>
-          <w:numId w:val="1"/>
-        </w:numPr>
-        <w:adjustRightInd/>
-        <w:snapToGrid/>
-        <w:spacing w:after="0" w:line="240" w:lineRule="auto"/>
-        <w:ind w:left="425" w:leftChars="0" w:hanging="425" w:firstLineChars="0"/>
+        <w:t>现有的大模型评测方法通常包括人工标注、固定规则自动判断、直接由裁判模型给出综合评分或胜负结论等。然而，人工标注受主观性影响大且成本高，固定规则易受任务分布变化影响而失效，直接裁判模型的黑箱式输出虽然方便，但缺乏可解释性和可追溯性，无法满足多模型长期评测的工程化要求。在实践中，这些方法普遍存在评测尺度漂移、裁决不可解释、对比偏置以及人工标注经验无法系统复用等问题。</w:t>
+      </w:r>
+    </w:p>
+    <w:p>
+      <w:pPr>
+        <w:widowControl/>
+        <w:adjustRightInd/>
+        <w:snapToGrid/>
+        <w:spacing w:after="0" w:line="240" w:lineRule="auto"/>
+        <w:ind w:left="210" w:leftChars="100" w:firstLine="200" w:firstLineChars="100"/>
         <w:jc w:val="left"/>
         <w:rPr>
           <w:rFonts w:hint="default" w:ascii="Arial" w:hAnsi="Arial" w:eastAsia="宋体" w:cs="Arial"/>
@@ -1180,14 +1148,14 @@
       </w:pPr>
       <w:r>
         <w:rPr>
-          <w:rFonts w:hint="eastAsia" w:ascii="Arial" w:hAnsi="Arial" w:eastAsia="宋体" w:cs="Arial"/>
-          <w:kern w:val="2"/>
-          <w:sz w:val="20"/>
-          <w:szCs w:val="20"/>
-          <w:shd w:val="clear" w:color="auto" w:fill="FFFFFF"/>
-          <w:lang w:eastAsia="zh-CN"/>
-        </w:rPr>
-        <w:t>利用大语言模型作为“裁判模型”，直接对模型输出进行优劣判断。</w:t>
+          <w:rFonts w:hint="default" w:ascii="Arial" w:hAnsi="Arial" w:eastAsia="宋体" w:cs="Arial"/>
+          <w:kern w:val="2"/>
+          <w:sz w:val="20"/>
+          <w:szCs w:val="20"/>
+          <w:shd w:val="clear" w:color="auto" w:fill="FFFFFF"/>
+          <w:lang w:val="en-US" w:eastAsia="zh-CN"/>
+        </w:rPr>
+        <w:t>尤其是尺度漂移问题，表现为同一评测标准在不同时间或不同评测批次下会因数据特征变化或模型状态差异而不一致，导致评测结果缺乏稳定性。同时，直接裁决式方法无法提供中间判断依据和结构化的事实归档，使得结果在出现异常时缺乏回溯手段。此外，Prompt提示的顺序和表述方式容易干扰对比评测的公正性，人工标注员积累的高质量评测经验也难以在长期流程中持续应用。这些缺陷决定了亟需一种能够结合人工标注尺度、并具有分阶段可解释裁决能力的新型自动化评测方法。</w:t>
       </w:r>
     </w:p>
     <w:p>
@@ -1207,39 +1175,24 @@
           <w:lang w:val="en-US" w:eastAsia="zh-CN"/>
         </w:rPr>
       </w:pPr>
-      <w:r>
-        <w:rPr>
-          <w:rFonts w:hint="eastAsia" w:ascii="Arial" w:hAnsi="Arial" w:eastAsia="宋体" w:cs="Arial"/>
-          <w:kern w:val="2"/>
-          <w:sz w:val="20"/>
-          <w:szCs w:val="20"/>
-          <w:shd w:val="clear" w:color="auto" w:fill="FFFFFF"/>
-          <w:lang w:eastAsia="zh-CN"/>
-        </w:rPr>
-        <w:t>然而，在面向智能问答、</w:t>
-      </w:r>
-      <w:r>
-        <w:rPr>
-          <w:rFonts w:hint="eastAsia" w:ascii="Arial" w:hAnsi="Arial" w:eastAsia="宋体" w:cs="Arial"/>
-          <w:kern w:val="2"/>
-          <w:sz w:val="20"/>
-          <w:szCs w:val="20"/>
-          <w:shd w:val="clear" w:color="auto" w:fill="FFFFFF"/>
-          <w:lang w:val="en-US" w:eastAsia="zh-CN"/>
-        </w:rPr>
-        <w:t>日常闲聊</w:t>
-      </w:r>
-      <w:r>
-        <w:rPr>
-          <w:rFonts w:hint="eastAsia" w:ascii="Arial" w:hAnsi="Arial" w:eastAsia="宋体" w:cs="Arial"/>
-          <w:kern w:val="2"/>
-          <w:sz w:val="20"/>
-          <w:szCs w:val="20"/>
-          <w:shd w:val="clear" w:color="auto" w:fill="FFFFFF"/>
-          <w:lang w:eastAsia="zh-CN"/>
-        </w:rPr>
-        <w:t>、对话交互的实际业务中，上述方法普遍存在稳定性不足、尺度漂移严重、可解释性弱等问题，难以满足长期、大规模、多模型对比评测的工程需求。</w:t>
-      </w:r>
+    </w:p>
+    <w:p>
+      <w:pPr>
+        <w:widowControl/>
+        <w:adjustRightInd/>
+        <w:snapToGrid/>
+        <w:spacing w:after="0" w:line="240" w:lineRule="auto"/>
+        <w:ind w:left="210" w:leftChars="100" w:firstLine="200" w:firstLineChars="100"/>
+        <w:jc w:val="left"/>
+        <w:rPr>
+          <w:rFonts w:hint="default" w:ascii="Arial" w:hAnsi="Arial" w:eastAsia="宋体" w:cs="Arial"/>
+          <w:kern w:val="2"/>
+          <w:sz w:val="20"/>
+          <w:szCs w:val="20"/>
+          <w:shd w:val="clear" w:color="auto" w:fill="FFFFFF"/>
+          <w:lang w:val="en-US" w:eastAsia="zh-CN"/>
+        </w:rPr>
+      </w:pPr>
     </w:p>
     <w:p>
       <w:pPr>
@@ -1338,7 +1291,7 @@
         <w:widowControl/>
         <w:numPr>
           <w:ilvl w:val="0"/>
-          <w:numId w:val="2"/>
+          <w:numId w:val="1"/>
         </w:numPr>
         <w:adjustRightInd/>
         <w:snapToGrid/>
@@ -1370,6 +1323,7 @@
       <w:pPr>
         <w:widowControl/>
         <w:numPr>
+          <w:ilvl w:val="0"/>
           <w:numId w:val="0"/>
         </w:numPr>
         <w:adjustRightInd/>
@@ -1402,6 +1356,7 @@
       <w:pPr>
         <w:widowControl/>
         <w:numPr>
+          <w:ilvl w:val="0"/>
           <w:numId w:val="0"/>
         </w:numPr>
         <w:adjustRightInd/>
@@ -1435,7 +1390,7 @@
         <w:widowControl/>
         <w:numPr>
           <w:ilvl w:val="0"/>
-          <w:numId w:val="2"/>
+          <w:numId w:val="1"/>
         </w:numPr>
         <w:adjustRightInd/>
         <w:snapToGrid/>
@@ -1497,7 +1452,7 @@
         <w:widowControl/>
         <w:numPr>
           <w:ilvl w:val="0"/>
-          <w:numId w:val="2"/>
+          <w:numId w:val="1"/>
         </w:numPr>
         <w:adjustRightInd/>
         <w:snapToGrid/>
@@ -1588,7 +1543,7 @@
         <w:widowControl/>
         <w:numPr>
           <w:ilvl w:val="0"/>
-          <w:numId w:val="2"/>
+          <w:numId w:val="1"/>
         </w:numPr>
         <w:adjustRightInd/>
         <w:snapToGrid/>
@@ -1797,102 +1752,7 @@
           <w:shd w:val="clear" w:color="auto" w:fill="FFFFFF"/>
           <w:lang w:val="en-US" w:eastAsia="zh-CN"/>
         </w:rPr>
-        <w:t>本发明旨在提供一种面向智能问答、日常闲聊、对话交互的自动化对比评测方法与系统，通过引入：</w:t>
-      </w:r>
-    </w:p>
-    <w:p>
-      <w:pPr>
-        <w:widowControl/>
-        <w:numPr>
-          <w:ilvl w:val="0"/>
-          <w:numId w:val="3"/>
-        </w:numPr>
-        <w:adjustRightInd/>
-        <w:snapToGrid/>
-        <w:spacing w:after="0" w:line="240" w:lineRule="auto"/>
-        <w:ind w:left="1260" w:leftChars="0" w:hanging="420" w:firstLineChars="0"/>
-        <w:jc w:val="left"/>
-        <w:rPr>
-          <w:rFonts w:hint="eastAsia" w:ascii="Arial" w:hAnsi="Arial" w:eastAsia="宋体" w:cs="Arial"/>
-          <w:kern w:val="2"/>
-          <w:sz w:val="20"/>
-          <w:szCs w:val="20"/>
-          <w:shd w:val="clear" w:color="auto" w:fill="FFFFFF"/>
-          <w:lang w:val="en-US" w:eastAsia="zh-CN"/>
-        </w:rPr>
-      </w:pPr>
-      <w:r>
-        <w:rPr>
-          <w:rFonts w:hint="eastAsia" w:ascii="Arial" w:hAnsi="Arial" w:eastAsia="宋体" w:cs="Arial"/>
-          <w:kern w:val="2"/>
-          <w:sz w:val="20"/>
-          <w:szCs w:val="20"/>
-          <w:shd w:val="clear" w:color="auto" w:fill="FFFFFF"/>
-          <w:lang w:val="en-US" w:eastAsia="zh-CN"/>
-        </w:rPr>
-        <w:t>基于历史精标数据的评测尺度自校准机制；</w:t>
-      </w:r>
-    </w:p>
-    <w:p>
-      <w:pPr>
-        <w:widowControl/>
-        <w:numPr>
-          <w:ilvl w:val="0"/>
-          <w:numId w:val="3"/>
-        </w:numPr>
-        <w:adjustRightInd/>
-        <w:snapToGrid/>
-        <w:spacing w:after="0" w:line="240" w:lineRule="auto"/>
-        <w:ind w:left="1260" w:leftChars="0" w:hanging="420" w:firstLineChars="0"/>
-        <w:jc w:val="left"/>
-        <w:rPr>
-          <w:rFonts w:hint="eastAsia" w:ascii="Arial" w:hAnsi="Arial" w:eastAsia="宋体" w:cs="Arial"/>
-          <w:kern w:val="2"/>
-          <w:sz w:val="20"/>
-          <w:szCs w:val="20"/>
-          <w:shd w:val="clear" w:color="auto" w:fill="FFFFFF"/>
-          <w:lang w:val="en-US" w:eastAsia="zh-CN"/>
-        </w:rPr>
-      </w:pPr>
-      <w:r>
-        <w:rPr>
-          <w:rFonts w:hint="eastAsia" w:ascii="Arial" w:hAnsi="Arial" w:eastAsia="宋体" w:cs="Arial"/>
-          <w:kern w:val="2"/>
-          <w:sz w:val="20"/>
-          <w:szCs w:val="20"/>
-          <w:shd w:val="clear" w:color="auto" w:fill="FFFFFF"/>
-          <w:lang w:val="en-US" w:eastAsia="zh-CN"/>
-        </w:rPr>
-        <w:t>分阶段的事实归档与裁决机制；</w:t>
-      </w:r>
-    </w:p>
-    <w:p>
-      <w:pPr>
-        <w:widowControl/>
-        <w:adjustRightInd/>
-        <w:snapToGrid/>
-        <w:spacing w:after="0" w:line="240" w:lineRule="auto"/>
-        <w:ind w:left="210" w:leftChars="100" w:firstLine="200" w:firstLineChars="100"/>
-        <w:jc w:val="left"/>
-        <w:rPr>
-          <w:rFonts w:hint="eastAsia" w:ascii="Arial" w:hAnsi="Arial" w:eastAsia="宋体" w:cs="Arial"/>
-          <w:kern w:val="2"/>
-          <w:sz w:val="20"/>
-          <w:szCs w:val="20"/>
-          <w:shd w:val="clear" w:color="auto" w:fill="FFFFFF"/>
-          <w:lang w:val="en-US" w:eastAsia="zh-CN"/>
-        </w:rPr>
-      </w:pPr>
-      <w:r>
-        <w:rPr>
-          <w:rFonts w:hint="eastAsia" w:ascii="Arial" w:hAnsi="Arial" w:eastAsia="宋体" w:cs="Arial"/>
-          <w:kern w:val="2"/>
-          <w:sz w:val="20"/>
-          <w:szCs w:val="20"/>
-          <w:shd w:val="clear" w:color="auto" w:fill="FFFFFF"/>
-          <w:lang w:val="en-US" w:eastAsia="zh-CN"/>
-        </w:rPr>
-        <w:t>实现对多个大模型输出质量的稳定、可解释、可复用的自动化评测。</w:t>
+        <w:t>本发明旨在提供一种面向智能问答、日常闲聊、对话交互的自动化对比评测方法与系统，通过引入基于历史精标数据的评测尺度自校准机制和分阶段的事实归档与裁决机制，实现对多个大模型输出质量的稳定、可解释、可复用的自动化评测。</w:t>
       </w:r>
     </w:p>
     <w:p>
@@ -1962,7 +1822,7 @@
         <w:widowControl/>
         <w:numPr>
           <w:ilvl w:val="0"/>
-          <w:numId w:val="4"/>
+          <w:numId w:val="2"/>
         </w:numPr>
         <w:adjustRightInd/>
         <w:snapToGrid/>
@@ -1995,7 +1855,7 @@
         <w:widowControl/>
         <w:numPr>
           <w:ilvl w:val="0"/>
-          <w:numId w:val="4"/>
+          <w:numId w:val="2"/>
         </w:numPr>
         <w:adjustRightInd/>
         <w:snapToGrid/>
@@ -2020,15 +1880,15 @@
           <w:shd w:val="clear" w:color="auto" w:fill="FFFFFF"/>
           <w:lang w:val="en-US" w:eastAsia="zh-CN"/>
         </w:rPr>
-        <w:t>将对比评测过程拆分为结构化标注、事实归档、裁决推理等多个阶段，而非一次性裁决；</w:t>
-      </w:r>
-    </w:p>
-    <w:p>
-      <w:pPr>
-        <w:widowControl/>
-        <w:numPr>
-          <w:ilvl w:val="0"/>
-          <w:numId w:val="4"/>
+        <w:t>将对比评测过程拆分为结构化标注、事实归档、裁决推理等多个阶段，而非一次性裁决，提高结果可解释性；</w:t>
+      </w:r>
+    </w:p>
+    <w:p>
+      <w:pPr>
+        <w:widowControl/>
+        <w:numPr>
+          <w:ilvl w:val="0"/>
+          <w:numId w:val="2"/>
         </w:numPr>
         <w:adjustRightInd/>
         <w:snapToGrid/>
@@ -2061,7 +1921,7 @@
         <w:widowControl/>
         <w:numPr>
           <w:ilvl w:val="0"/>
-          <w:numId w:val="4"/>
+          <w:numId w:val="2"/>
         </w:numPr>
         <w:adjustRightInd/>
         <w:snapToGrid/>
@@ -2083,16 +1943,29 @@
           <w:kern w:val="2"/>
           <w:sz w:val="20"/>
           <w:szCs w:val="20"/>
-          <w:shd w:val="clear" w:color="auto" w:fill="FFFFFF"/>
-          <w:lang w:val="en-US" w:eastAsia="zh-CN"/>
-        </w:rPr>
-        <w:t>采用"证据书记员+法官裁决"的两步式CoT推理，将裁判模型的推理限制在已归档的事实空间内，提升结果一致性与可解释性。</w:t>
-      </w:r>
-    </w:p>
-    <w:p>
-      <w:pPr>
-        <w:widowControl/>
-        <w:numPr>
+          <w:highlight w:val="yellow"/>
+          <w:shd w:val="clear" w:color="auto" w:fill="FFFFFF"/>
+          <w:lang w:val="en-US" w:eastAsia="zh-CN"/>
+        </w:rPr>
+        <w:t>采用"证据书记员+法官裁决"的两步式CoT推理</w:t>
+      </w:r>
+      <w:r>
+        <w:rPr>
+          <w:rFonts w:hint="eastAsia" w:ascii="Arial" w:hAnsi="Arial" w:eastAsia="宋体" w:cs="Arial"/>
+          <w:kern w:val="2"/>
+          <w:sz w:val="20"/>
+          <w:szCs w:val="20"/>
+          <w:shd w:val="clear" w:color="auto" w:fill="FFFFFF"/>
+          <w:lang w:val="en-US" w:eastAsia="zh-CN"/>
+        </w:rPr>
+        <w:t>，将裁判模型的推理限制在已归档的事实空间内，提升结果一致性与可解释性。</w:t>
+      </w:r>
+    </w:p>
+    <w:p>
+      <w:pPr>
+        <w:widowControl/>
+        <w:numPr>
+          <w:ilvl w:val="0"/>
           <w:numId w:val="0"/>
         </w:numPr>
         <w:adjustRightInd/>
@@ -2346,6 +2219,7 @@
       <w:pPr>
         <w:widowControl/>
         <w:numPr>
+          <w:ilvl w:val="0"/>
           <w:numId w:val="0"/>
         </w:numPr>
         <w:adjustRightInd/>
@@ -2378,6 +2252,7 @@
       <w:pPr>
         <w:widowControl/>
         <w:numPr>
+          <w:ilvl w:val="0"/>
           <w:numId w:val="0"/>
         </w:numPr>
         <w:adjustRightInd/>
@@ -2410,6 +2285,7 @@
       <w:pPr>
         <w:widowControl/>
         <w:numPr>
+          <w:ilvl w:val="0"/>
           <w:numId w:val="0"/>
         </w:numPr>
         <w:adjustRightInd/>
@@ -2442,6 +2318,7 @@
       <w:pPr>
         <w:widowControl/>
         <w:numPr>
+          <w:ilvl w:val="0"/>
           <w:numId w:val="0"/>
         </w:numPr>
         <w:adjustRightInd/>
@@ -2478,6 +2355,7 @@
       <w:pPr>
         <w:widowControl/>
         <w:numPr>
+          <w:ilvl w:val="0"/>
           <w:numId w:val="0"/>
         </w:numPr>
         <w:adjustRightInd/>
@@ -2511,7 +2389,7 @@
         <w:widowControl/>
         <w:numPr>
           <w:ilvl w:val="0"/>
-          <w:numId w:val="5"/>
+          <w:numId w:val="3"/>
         </w:numPr>
         <w:tabs>
           <w:tab w:val="clear" w:pos="840"/>
@@ -2547,7 +2425,7 @@
         <w:widowControl/>
         <w:numPr>
           <w:ilvl w:val="0"/>
-          <w:numId w:val="5"/>
+          <w:numId w:val="3"/>
         </w:numPr>
         <w:tabs>
           <w:tab w:val="clear" w:pos="840"/>
@@ -2583,7 +2461,7 @@
         <w:widowControl/>
         <w:numPr>
           <w:ilvl w:val="0"/>
-          <w:numId w:val="5"/>
+          <w:numId w:val="3"/>
         </w:numPr>
         <w:tabs>
           <w:tab w:val="clear" w:pos="840"/>
@@ -2619,7 +2497,7 @@
         <w:widowControl/>
         <w:numPr>
           <w:ilvl w:val="0"/>
-          <w:numId w:val="5"/>
+          <w:numId w:val="3"/>
         </w:numPr>
         <w:tabs>
           <w:tab w:val="clear" w:pos="840"/>
@@ -2654,6 +2532,7 @@
       <w:pPr>
         <w:widowControl/>
         <w:numPr>
+          <w:ilvl w:val="0"/>
           <w:numId w:val="0"/>
         </w:numPr>
         <w:adjustRightInd/>
@@ -2687,7 +2566,7 @@
         <w:widowControl/>
         <w:numPr>
           <w:ilvl w:val="0"/>
-          <w:numId w:val="5"/>
+          <w:numId w:val="3"/>
         </w:numPr>
         <w:tabs>
           <w:tab w:val="clear" w:pos="840"/>
@@ -2723,7 +2602,7 @@
         <w:widowControl/>
         <w:numPr>
           <w:ilvl w:val="0"/>
-          <w:numId w:val="5"/>
+          <w:numId w:val="3"/>
         </w:numPr>
         <w:tabs>
           <w:tab w:val="clear" w:pos="840"/>
@@ -2759,7 +2638,7 @@
         <w:widowControl/>
         <w:numPr>
           <w:ilvl w:val="0"/>
-          <w:numId w:val="5"/>
+          <w:numId w:val="3"/>
         </w:numPr>
         <w:tabs>
           <w:tab w:val="clear" w:pos="840"/>
@@ -2794,6 +2673,7 @@
       <w:pPr>
         <w:widowControl/>
         <w:numPr>
+          <w:ilvl w:val="0"/>
           <w:numId w:val="0"/>
         </w:numPr>
         <w:adjustRightInd/>
@@ -2826,6 +2706,7 @@
       <w:pPr>
         <w:widowControl/>
         <w:numPr>
+          <w:ilvl w:val="0"/>
           <w:numId w:val="0"/>
         </w:numPr>
         <w:adjustRightInd/>
@@ -2860,6 +2741,7 @@
       <w:pPr>
         <w:widowControl/>
         <w:numPr>
+          <w:ilvl w:val="0"/>
           <w:numId w:val="0"/>
         </w:numPr>
         <w:adjustRightInd/>
@@ -2882,6 +2764,7 @@
       <w:pPr>
         <w:widowControl/>
         <w:numPr>
+          <w:ilvl w:val="0"/>
           <w:numId w:val="0"/>
         </w:numPr>
         <w:adjustRightInd/>
@@ -2916,6 +2799,7 @@
       <w:pPr>
         <w:widowControl/>
         <w:numPr>
+          <w:ilvl w:val="0"/>
           <w:numId w:val="0"/>
         </w:numPr>
         <w:adjustRightInd/>
@@ -2950,6 +2834,7 @@
       <w:pPr>
         <w:widowControl/>
         <w:numPr>
+          <w:ilvl w:val="0"/>
           <w:numId w:val="0"/>
         </w:numPr>
         <w:adjustRightInd/>
@@ -2984,6 +2869,7 @@
       <w:pPr>
         <w:widowControl/>
         <w:numPr>
+          <w:ilvl w:val="0"/>
           <w:numId w:val="0"/>
         </w:numPr>
         <w:adjustRightInd/>
@@ -3006,6 +2892,7 @@
       <w:pPr>
         <w:widowControl/>
         <w:numPr>
+          <w:ilvl w:val="0"/>
           <w:numId w:val="0"/>
         </w:numPr>
         <w:adjustRightInd/>
@@ -3040,6 +2927,7 @@
       <w:pPr>
         <w:widowControl/>
         <w:numPr>
+          <w:ilvl w:val="0"/>
           <w:numId w:val="0"/>
         </w:numPr>
         <w:adjustRightInd/>
@@ -3061,6 +2949,7 @@
       <w:pPr>
         <w:widowControl/>
         <w:numPr>
+          <w:ilvl w:val="0"/>
           <w:numId w:val="0"/>
         </w:numPr>
         <w:adjustRightInd/>
@@ -3097,6 +2986,7 @@
       <w:pPr>
         <w:widowControl/>
         <w:numPr>
+          <w:ilvl w:val="0"/>
           <w:numId w:val="0"/>
         </w:numPr>
         <w:adjustRightInd/>
@@ -3130,7 +3020,7 @@
         <w:widowControl/>
         <w:numPr>
           <w:ilvl w:val="0"/>
-          <w:numId w:val="5"/>
+          <w:numId w:val="3"/>
         </w:numPr>
         <w:tabs>
           <w:tab w:val="clear" w:pos="840"/>
@@ -3166,7 +3056,7 @@
         <w:widowControl/>
         <w:numPr>
           <w:ilvl w:val="0"/>
-          <w:numId w:val="5"/>
+          <w:numId w:val="3"/>
         </w:numPr>
         <w:tabs>
           <w:tab w:val="clear" w:pos="840"/>
@@ -3202,7 +3092,7 @@
         <w:widowControl/>
         <w:numPr>
           <w:ilvl w:val="0"/>
-          <w:numId w:val="5"/>
+          <w:numId w:val="3"/>
         </w:numPr>
         <w:tabs>
           <w:tab w:val="clear" w:pos="840"/>
@@ -3237,6 +3127,7 @@
       <w:pPr>
         <w:widowControl/>
         <w:numPr>
+          <w:ilvl w:val="0"/>
           <w:numId w:val="0"/>
         </w:numPr>
         <w:adjustRightInd/>
@@ -3269,6 +3160,7 @@
       <w:pPr>
         <w:widowControl/>
         <w:numPr>
+          <w:ilvl w:val="0"/>
           <w:numId w:val="0"/>
         </w:numPr>
         <w:adjustRightInd/>
@@ -3301,6 +3193,7 @@
       <w:pPr>
         <w:widowControl/>
         <w:numPr>
+          <w:ilvl w:val="0"/>
           <w:numId w:val="0"/>
         </w:numPr>
         <w:adjustRightInd/>
@@ -3337,6 +3230,7 @@
       <w:pPr>
         <w:widowControl/>
         <w:numPr>
+          <w:ilvl w:val="0"/>
           <w:numId w:val="0"/>
         </w:numPr>
         <w:adjustRightInd/>
@@ -3369,6 +3263,7 @@
       <w:pPr>
         <w:widowControl/>
         <w:numPr>
+          <w:ilvl w:val="0"/>
           <w:numId w:val="0"/>
         </w:numPr>
         <w:adjustRightInd/>
@@ -3401,6 +3296,7 @@
       <w:pPr>
         <w:widowControl/>
         <w:numPr>
+          <w:ilvl w:val="0"/>
           <w:numId w:val="0"/>
         </w:numPr>
         <w:adjustRightInd/>
@@ -3437,6 +3333,7 @@
       <w:pPr>
         <w:widowControl/>
         <w:numPr>
+          <w:ilvl w:val="0"/>
           <w:numId w:val="0"/>
         </w:numPr>
         <w:adjustRightInd/>
@@ -3469,6 +3366,7 @@
       <w:pPr>
         <w:widowControl/>
         <w:numPr>
+          <w:ilvl w:val="0"/>
           <w:numId w:val="0"/>
         </w:numPr>
         <w:adjustRightInd/>
@@ -3481,26 +3379,40 @@
           <w:kern w:val="2"/>
           <w:sz w:val="20"/>
           <w:szCs w:val="20"/>
-          <w:shd w:val="clear" w:color="auto" w:fill="FFFFFF"/>
-          <w:lang w:val="en-US" w:eastAsia="zh-CN"/>
-        </w:rPr>
-      </w:pPr>
-      <w:r>
-        <w:rPr>
-          <w:rFonts w:hint="eastAsia" w:ascii="Arial" w:hAnsi="Arial" w:eastAsia="宋体" w:cs="Arial"/>
-          <w:kern w:val="2"/>
-          <w:sz w:val="20"/>
-          <w:szCs w:val="20"/>
-          <w:shd w:val="clear" w:color="auto" w:fill="FFFFFF"/>
-          <w:lang w:val="en-US" w:eastAsia="zh-CN"/>
-        </w:rPr>
-        <w:t xml:space="preserve"> 针对需要进行对比评测的两个模型，系统基于其各自的结构化标注结果，执行"证据书记员"角色的事实归档分析：</w:t>
-      </w:r>
-    </w:p>
-    <w:p>
-      <w:pPr>
-        <w:widowControl/>
-        <w:numPr>
+          <w:highlight w:val="yellow"/>
+          <w:shd w:val="clear" w:color="auto" w:fill="FFFFFF"/>
+          <w:lang w:val="en-US" w:eastAsia="zh-CN"/>
+        </w:rPr>
+      </w:pPr>
+      <w:r>
+        <w:rPr>
+          <w:rFonts w:hint="eastAsia" w:ascii="Arial" w:hAnsi="Arial" w:eastAsia="宋体" w:cs="Arial"/>
+          <w:kern w:val="2"/>
+          <w:sz w:val="20"/>
+          <w:szCs w:val="20"/>
+          <w:shd w:val="clear" w:color="auto" w:fill="FFFFFF"/>
+          <w:lang w:val="en-US" w:eastAsia="zh-CN"/>
+        </w:rPr>
+        <w:t xml:space="preserve"> 针对需要进行对比评测的两个模型，系统基于其各自的结构化标注结果，</w:t>
+      </w:r>
+      <w:r>
+        <w:rPr>
+          <w:rFonts w:hint="eastAsia" w:ascii="Arial" w:hAnsi="Arial" w:eastAsia="宋体" w:cs="Arial"/>
+          <w:kern w:val="2"/>
+          <w:sz w:val="20"/>
+          <w:szCs w:val="20"/>
+          <w:highlight w:val="yellow"/>
+          <w:shd w:val="clear" w:color="auto" w:fill="FFFFFF"/>
+          <w:lang w:val="en-US" w:eastAsia="zh-CN"/>
+        </w:rPr>
+        <w:t>执行"证据书记员"角色的事实归档分析：</w:t>
+      </w:r>
+    </w:p>
+    <w:p>
+      <w:pPr>
+        <w:widowControl/>
+        <w:numPr>
+          <w:ilvl w:val="0"/>
           <w:numId w:val="0"/>
         </w:numPr>
         <w:adjustRightInd/>
@@ -3556,6 +3468,7 @@
       <w:pPr>
         <w:widowControl/>
         <w:numPr>
+          <w:ilvl w:val="0"/>
           <w:numId w:val="0"/>
         </w:numPr>
         <w:adjustRightInd/>
@@ -3588,6 +3501,7 @@
       <w:pPr>
         <w:widowControl/>
         <w:numPr>
+          <w:ilvl w:val="0"/>
           <w:numId w:val="0"/>
         </w:numPr>
         <w:adjustRightInd/>
@@ -3631,6 +3545,7 @@
       <w:pPr>
         <w:widowControl/>
         <w:numPr>
+          <w:ilvl w:val="0"/>
           <w:numId w:val="0"/>
         </w:numPr>
         <w:adjustRightInd/>
@@ -3662,6 +3577,7 @@
       <w:pPr>
         <w:widowControl/>
         <w:numPr>
+          <w:ilvl w:val="0"/>
           <w:numId w:val="0"/>
         </w:numPr>
         <w:adjustRightInd/>
@@ -3685,6 +3601,7 @@
       <w:pPr>
         <w:widowControl/>
         <w:numPr>
+          <w:ilvl w:val="0"/>
           <w:numId w:val="0"/>
         </w:numPr>
         <w:adjustRightInd/>
@@ -3721,6 +3638,7 @@
       <w:pPr>
         <w:widowControl/>
         <w:numPr>
+          <w:ilvl w:val="0"/>
           <w:numId w:val="0"/>
         </w:numPr>
         <w:adjustRightInd/>
@@ -3753,6 +3671,7 @@
       <w:pPr>
         <w:widowControl/>
         <w:numPr>
+          <w:ilvl w:val="0"/>
           <w:numId w:val="0"/>
         </w:numPr>
         <w:adjustRightInd/>
@@ -3784,6 +3703,7 @@
       <w:pPr>
         <w:widowControl/>
         <w:numPr>
+          <w:ilvl w:val="0"/>
           <w:numId w:val="0"/>
         </w:numPr>
         <w:adjustRightInd/>
@@ -3815,6 +3735,7 @@
       <w:pPr>
         <w:widowControl/>
         <w:numPr>
+          <w:ilvl w:val="0"/>
           <w:numId w:val="0"/>
         </w:numPr>
         <w:adjustRightInd/>
@@ -3846,6 +3767,7 @@
       <w:pPr>
         <w:widowControl/>
         <w:numPr>
+          <w:ilvl w:val="0"/>
           <w:numId w:val="0"/>
         </w:numPr>
         <w:adjustRightInd/>
@@ -3867,6 +3789,7 @@
       <w:pPr>
         <w:widowControl/>
         <w:numPr>
+          <w:ilvl w:val="0"/>
           <w:numId w:val="0"/>
         </w:numPr>
         <w:adjustRightInd/>
@@ -3888,6 +3811,7 @@
       <w:pPr>
         <w:widowControl/>
         <w:numPr>
+          <w:ilvl w:val="0"/>
           <w:numId w:val="0"/>
         </w:numPr>
         <w:adjustRightInd/>
@@ -3909,6 +3833,7 @@
       <w:pPr>
         <w:widowControl/>
         <w:numPr>
+          <w:ilvl w:val="0"/>
           <w:numId w:val="0"/>
         </w:numPr>
         <w:adjustRightInd/>
@@ -4006,7 +3931,7 @@
         <w:widowControl/>
         <w:numPr>
           <w:ilvl w:val="0"/>
-          <w:numId w:val="6"/>
+          <w:numId w:val="4"/>
         </w:numPr>
         <w:adjustRightInd/>
         <w:snapToGrid/>
@@ -4039,7 +3964,7 @@
         <w:widowControl/>
         <w:numPr>
           <w:ilvl w:val="0"/>
-          <w:numId w:val="6"/>
+          <w:numId w:val="4"/>
         </w:numPr>
         <w:adjustRightInd/>
         <w:snapToGrid/>
@@ -4072,7 +3997,7 @@
         <w:widowControl/>
         <w:numPr>
           <w:ilvl w:val="0"/>
-          <w:numId w:val="6"/>
+          <w:numId w:val="4"/>
         </w:numPr>
         <w:adjustRightInd/>
         <w:snapToGrid/>
@@ -4105,7 +4030,7 @@
         <w:widowControl/>
         <w:numPr>
           <w:ilvl w:val="0"/>
-          <w:numId w:val="6"/>
+          <w:numId w:val="4"/>
         </w:numPr>
         <w:adjustRightInd/>
         <w:snapToGrid/>
@@ -4728,8 +4653,6 @@
           <w:lang w:val="en-US" w:eastAsia="zh-CN"/>
         </w:rPr>
       </w:pPr>
-      <w:bookmarkStart w:id="0" w:name="_GoBack"/>
-      <w:bookmarkEnd w:id="0"/>
       <w:r>
         <w:rPr>
           <w:rFonts w:hint="eastAsia" w:ascii="Arial" w:hAnsi="Arial" w:eastAsia="宋体" w:cs="Arial"/>
@@ -5107,26 +5030,6 @@
     </w:lvl>
   </w:abstractNum>
   <w:abstractNum w:abstractNumId="1">
-    <w:nsid w:val="DFBF7AC4"/>
-    <w:multiLevelType w:val="singleLevel"/>
-    <w:tmpl w:val="DFBF7AC4"/>
-    <w:lvl w:ilvl="0" w:tentative="0">
-      <w:start w:val="1"/>
-      <w:numFmt w:val="bullet"/>
-      <w:lvlText w:val=""/>
-      <w:lvlJc w:val="left"/>
-      <w:pPr>
-        <w:tabs>
-          <w:tab w:val="left" w:pos="840"/>
-        </w:tabs>
-        <w:ind w:left="1260" w:hanging="420"/>
-      </w:pPr>
-      <w:rPr>
-        <w:rFonts w:hint="default" w:ascii="Wingdings" w:hAnsi="Wingdings"/>
-      </w:rPr>
-    </w:lvl>
-  </w:abstractNum>
-  <w:abstractNum w:abstractNumId="2">
     <w:nsid w:val="EBB32F83"/>
     <w:multiLevelType w:val="singleLevel"/>
     <w:tmpl w:val="EBB32F83"/>
@@ -5146,7 +5049,7 @@
       </w:rPr>
     </w:lvl>
   </w:abstractNum>
-  <w:abstractNum w:abstractNumId="3">
+  <w:abstractNum w:abstractNumId="2">
     <w:nsid w:val="FF476C8F"/>
     <w:multiLevelType w:val="singleLevel"/>
     <w:tmpl w:val="FF476C8F"/>
@@ -5166,24 +5069,7 @@
       </w:rPr>
     </w:lvl>
   </w:abstractNum>
-  <w:abstractNum w:abstractNumId="4">
-    <w:nsid w:val="FFBEF57E"/>
-    <w:multiLevelType w:val="singleLevel"/>
-    <w:tmpl w:val="FFBEF57E"/>
-    <w:lvl w:ilvl="0" w:tentative="0">
-      <w:start w:val="1"/>
-      <w:numFmt w:val="decimal"/>
-      <w:lvlText w:val="%1."/>
-      <w:lvlJc w:val="left"/>
-      <w:pPr>
-        <w:ind w:left="425" w:hanging="425"/>
-      </w:pPr>
-      <w:rPr>
-        <w:rFonts w:hint="default"/>
-      </w:rPr>
-    </w:lvl>
-  </w:abstractNum>
-  <w:abstractNum w:abstractNumId="5">
+  <w:abstractNum w:abstractNumId="3">
     <w:nsid w:val="5DFCAF83"/>
     <w:multiLevelType w:val="singleLevel"/>
     <w:tmpl w:val="5DFCAF83"/>
@@ -5201,21 +5087,15 @@
     </w:lvl>
   </w:abstractNum>
   <w:num w:numId="1">
-    <w:abstractNumId w:val="4"/>
+    <w:abstractNumId w:val="3"/>
   </w:num>
   <w:num w:numId="2">
-    <w:abstractNumId w:val="5"/>
+    <w:abstractNumId w:val="1"/>
   </w:num>
   <w:num w:numId="3">
-    <w:abstractNumId w:val="1"/>
+    <w:abstractNumId w:val="2"/>
   </w:num>
   <w:num w:numId="4">
-    <w:abstractNumId w:val="2"/>
-  </w:num>
-  <w:num w:numId="5">
-    <w:abstractNumId w:val="3"/>
-  </w:num>
-  <w:num w:numId="6">
     <w:abstractNumId w:val="0"/>
   </w:num>
 </w:numbering>
